--- a/paper/chiralfold_paper.docx
+++ b/paper/chiralfold_paper.docx
@@ -507,7 +507,133 @@
         <w:t xml:space="preserve"> </w:t>
       </w:r>
       <w:r>
-        <w:t xml:space="preserve">chirality</w:t>
+        <w:t xml:space="preserve">D-label/L-coordinate</w:t>
+      </w:r>
+      <w:r>
+        <w:t xml:space="preserve"> </w:t>
+      </w:r>
+      <w:r>
+        <w:t xml:space="preserve">mismatches</w:t>
+      </w:r>
+      <w:r>
+        <w:t xml:space="preserve"> </w:t>
+      </w:r>
+      <w:r>
+        <w:t xml:space="preserve">(1.3%)</w:t>
+      </w:r>
+      <w:r>
+        <w:t xml:space="preserve"> </w:t>
+      </w:r>
+      <w:r>
+        <w:t xml:space="preserve">in</w:t>
+      </w:r>
+      <w:r>
+        <w:t xml:space="preserve"> </w:t>
+      </w:r>
+      <w:r>
+        <w:t xml:space="preserve">12</w:t>
+      </w:r>
+      <w:r>
+        <w:t xml:space="preserve"> </w:t>
+      </w:r>
+      <w:r>
+        <w:t xml:space="preserve">deposited</w:t>
+      </w:r>
+      <w:r>
+        <w:t xml:space="preserve"> </w:t>
+      </w:r>
+      <w:r>
+        <w:t xml:space="preserve">structures.</w:t>
+      </w:r>
+      <w:r>
+        <w:t xml:space="preserve"> </w:t>
+      </w:r>
+      <w:r>
+        <w:t xml:space="preserve">Cross-referencing</w:t>
+      </w:r>
+      <w:r>
+        <w:t xml:space="preserve"> </w:t>
+      </w:r>
+      <w:r>
+        <w:t xml:space="preserve">against</w:t>
+      </w:r>
+      <w:r>
+        <w:t xml:space="preserve"> </w:t>
+      </w:r>
+      <w:r>
+        <w:t xml:space="preserve">deposition</w:t>
+      </w:r>
+      <w:r>
+        <w:t xml:space="preserve"> </w:t>
+      </w:r>
+      <w:r>
+        <w:t xml:space="preserve">metadata,</w:t>
+      </w:r>
+      <w:r>
+        <w:t xml:space="preserve"> </w:t>
+      </w:r>
+      <w:r>
+        <w:t xml:space="preserve">COMPND</w:t>
+      </w:r>
+      <w:r>
+        <w:t xml:space="preserve"> </w:t>
+      </w:r>
+      <w:r>
+        <w:t xml:space="preserve">records,</w:t>
+      </w:r>
+      <w:r>
+        <w:t xml:space="preserve"> </w:t>
+      </w:r>
+      <w:r>
+        <w:t xml:space="preserve">and</w:t>
+      </w:r>
+      <w:r>
+        <w:t xml:space="preserve"> </w:t>
+      </w:r>
+      <w:r>
+        <w:t xml:space="preserve">primary</w:t>
+      </w:r>
+      <w:r>
+        <w:t xml:space="preserve"> </w:t>
+      </w:r>
+      <w:r>
+        <w:t xml:space="preserve">literature</w:t>
+      </w:r>
+      <w:r>
+        <w:t xml:space="preserve"> </w:t>
+      </w:r>
+      <w:r>
+        <w:t xml:space="preserve">classifies</w:t>
+      </w:r>
+      <w:r>
+        <w:t xml:space="preserve"> </w:t>
+      </w:r>
+      <w:r>
+        <w:t xml:space="preserve">these</w:t>
+      </w:r>
+      <w:r>
+        <w:t xml:space="preserve"> </w:t>
+      </w:r>
+      <w:r>
+        <w:t xml:space="preserve">as:</w:t>
+      </w:r>
+      <w:r>
+        <w:t xml:space="preserve"> </w:t>
+      </w:r>
+      <w:r>
+        <w:t xml:space="preserve">4</w:t>
+      </w:r>
+      <w:r>
+        <w:t xml:space="preserve"> </w:t>
+      </w:r>
+      <w:r>
+        <w:t xml:space="preserve">genuine</w:t>
+      </w:r>
+      <w:r>
+        <w:t xml:space="preserve"> </w:t>
+      </w:r>
+      <w:r>
+        <w:t xml:space="preserve">stereochemistry</w:t>
       </w:r>
       <w:r>
         <w:t xml:space="preserve"> </w:t>
@@ -519,70 +645,20 @@
         <w:t xml:space="preserve"> </w:t>
       </w:r>
       <w:r>
-        <w:t xml:space="preserve">(1.3%</w:t>
-      </w:r>
-      <w:r>
-        <w:t xml:space="preserve"> </w:t>
-      </w:r>
-      <w:r>
-        <w:t xml:space="preserve">error</w:t>
-      </w:r>
-      <w:r>
-        <w:t xml:space="preserve"> </w:t>
-      </w:r>
-      <w:r>
-        <w:t xml:space="preserve">rate)</w:t>
-      </w:r>
-      <w:r>
-        <w:t xml:space="preserve"> </w:t>
-      </w:r>
-      <w:r>
-        <w:t xml:space="preserve">in</w:t>
-      </w:r>
-      <w:r>
-        <w:t xml:space="preserve"> </w:t>
-      </w:r>
-      <w:r>
-        <w:t xml:space="preserve">12</w:t>
-      </w:r>
-      <w:r>
-        <w:t xml:space="preserve"> </w:t>
-      </w:r>
-      <w:r>
-        <w:t xml:space="preserve">deposited</w:t>
-      </w:r>
-      <w:r>
-        <w:t xml:space="preserve"> </w:t>
-      </w:r>
-      <w:r>
-        <w:t xml:space="preserve">structures</w:t>
-      </w:r>
-      <w:r>
-        <w:t xml:space="preserve"> </w:t>
-      </w:r>
-      <w:r>
-        <w:t xml:space="preserve">where</w:t>
-      </w:r>
-      <w:r>
-        <w:t xml:space="preserve"> </w:t>
-      </w:r>
-      <w:r>
-        <w:t xml:space="preserve">C</w:t>
-      </w:r>
-      <m:oMath>
-        <m:sSub>
-          <m:e>
-            <m:r>
-              <m:t>​</m:t>
-            </m:r>
-          </m:e>
-          <m:sub>
-            <m:r>
-              <m:t>α</m:t>
-            </m:r>
-          </m:sub>
-        </m:sSub>
-      </m:oMath>
+        <w:t xml:space="preserve">(biology</w:t>
+      </w:r>
+      <w:r>
+        <w:t xml:space="preserve"> </w:t>
+      </w:r>
+      <w:r>
+        <w:t xml:space="preserve">requires</w:t>
+      </w:r>
+      <w:r>
+        <w:t xml:space="preserve"> </w:t>
+      </w:r>
+      <w:r>
+        <w:t xml:space="preserve">D,</w:t>
+      </w:r>
       <w:r>
         <w:t xml:space="preserve"> </w:t>
       </w:r>
@@ -599,43 +675,43 @@
         <w:t xml:space="preserve"> </w:t>
       </w:r>
       <w:r>
-        <w:t xml:space="preserve">L-stereochemistry</w:t>
-      </w:r>
-      <w:r>
-        <w:t xml:space="preserve"> </w:t>
-      </w:r>
-      <w:r>
-        <w:t xml:space="preserve">despite</w:t>
-      </w:r>
-      <w:r>
-        <w:t xml:space="preserve"> </w:t>
-      </w:r>
-      <w:r>
-        <w:t xml:space="preserve">D-amino</w:t>
-      </w:r>
-      <w:r>
-        <w:t xml:space="preserve"> </w:t>
-      </w:r>
-      <w:r>
-        <w:t xml:space="preserve">acid</w:t>
-      </w:r>
-      <w:r>
-        <w:t xml:space="preserve"> </w:t>
-      </w:r>
-      <w:r>
-        <w:t xml:space="preserve">labels.</w:t>
-      </w:r>
-      <w:r>
-        <w:t xml:space="preserve"> </w:t>
-      </w:r>
-      <w:r>
-        <w:t xml:space="preserve">Bulletproof</w:t>
-      </w:r>
-      <w:r>
-        <w:t xml:space="preserve"> </w:t>
-      </w:r>
-      <w:r>
-        <w:t xml:space="preserve">verification</w:t>
+        <w:t xml:space="preserve">L),</w:t>
+      </w:r>
+      <w:r>
+        <w:t xml:space="preserve"> </w:t>
+      </w:r>
+      <w:r>
+        <w:t xml:space="preserve">13</w:t>
+      </w:r>
+      <w:r>
+        <w:t xml:space="preserve"> </w:t>
+      </w:r>
+      <w:r>
+        <w:t xml:space="preserve">CCD</w:t>
+      </w:r>
+      <w:r>
+        <w:t xml:space="preserve"> </w:t>
+      </w:r>
+      <w:r>
+        <w:t xml:space="preserve">code</w:t>
+      </w:r>
+      <w:r>
+        <w:t xml:space="preserve"> </w:t>
+      </w:r>
+      <w:r>
+        <w:t xml:space="preserve">misassignments</w:t>
+      </w:r>
+      <w:r>
+        <w:t xml:space="preserve"> </w:t>
+      </w:r>
+      <w:r>
+        <w:t xml:space="preserve">(L-form</w:t>
+      </w:r>
+      <w:r>
+        <w:t xml:space="preserve"> </w:t>
+      </w:r>
+      <w:r>
+        <w:t xml:space="preserve">ligand</w:t>
       </w:r>
       <w:r>
         <w:t xml:space="preserve"> </w:t>
@@ -647,67 +723,43 @@
         <w:t xml:space="preserve"> </w:t>
       </w:r>
       <w:r>
-        <w:t xml:space="preserve">five</w:t>
-      </w:r>
-      <w:r>
-        <w:t xml:space="preserve"> </w:t>
-      </w:r>
-      <w:r>
-        <w:t xml:space="preserve">independent</w:t>
-      </w:r>
-      <w:r>
-        <w:t xml:space="preserve"> </w:t>
-      </w:r>
-      <w:r>
-        <w:t xml:space="preserve">checks</w:t>
-      </w:r>
-      <w:r>
-        <w:t xml:space="preserve"> </w:t>
-      </w:r>
-      <w:r>
-        <w:t xml:space="preserve">confirms</w:t>
-      </w:r>
-      <w:r>
-        <w:t xml:space="preserve"> </w:t>
-      </w:r>
-      <w:r>
-        <w:t xml:space="preserve">20</w:t>
-      </w:r>
-      <w:r>
-        <w:t xml:space="preserve"> </w:t>
-      </w:r>
-      <w:r>
-        <w:t xml:space="preserve">errors</w:t>
-      </w:r>
-      <w:r>
-        <w:t xml:space="preserve"> </w:t>
-      </w:r>
-      <w:r>
-        <w:t xml:space="preserve">in</w:t>
-      </w:r>
-      <w:r>
-        <w:t xml:space="preserve"> </w:t>
-      </w:r>
-      <w:r>
-        <w:t xml:space="preserve">11</w:t>
-      </w:r>
-      <w:r>
-        <w:t xml:space="preserve"> </w:t>
-      </w:r>
-      <w:r>
-        <w:t xml:space="preserve">structures,</w:t>
-      </w:r>
-      <w:r>
-        <w:t xml:space="preserve"> </w:t>
-      </w:r>
-      <w:r>
-        <w:t xml:space="preserve">with</w:t>
-      </w:r>
-      <w:r>
-        <w:t xml:space="preserve"> </w:t>
-      </w:r>
-      <w:r>
-        <w:t xml:space="preserve">one</w:t>
+        <w:t xml:space="preserve">D-code),</w:t>
+      </w:r>
+      <w:r>
+        <w:t xml:space="preserve"> </w:t>
+      </w:r>
+      <w:r>
+        <w:t xml:space="preserve">3</w:t>
+      </w:r>
+      <w:r>
+        <w:t xml:space="preserve"> </w:t>
+      </w:r>
+      <w:r>
+        <w:t xml:space="preserve">polymer</w:t>
+      </w:r>
+      <w:r>
+        <w:t xml:space="preserve"> </w:t>
+      </w:r>
+      <w:r>
+        <w:t xml:space="preserve">residue</w:t>
+      </w:r>
+      <w:r>
+        <w:t xml:space="preserve"> </w:t>
+      </w:r>
+      <w:r>
+        <w:t xml:space="preserve">mislabels,</w:t>
+      </w:r>
+      <w:r>
+        <w:t xml:space="preserve"> </w:t>
+      </w:r>
+      <w:r>
+        <w:t xml:space="preserve">and</w:t>
+      </w:r>
+      <w:r>
+        <w:t xml:space="preserve"> </w:t>
+      </w:r>
+      <w:r>
+        <w:t xml:space="preserve">1</w:t>
       </w:r>
       <w:r>
         <w:t xml:space="preserve"> </w:t>
@@ -719,42 +771,7 @@
         <w:t xml:space="preserve"> </w:t>
       </w:r>
       <w:r>
-        <w:t xml:space="preserve">case</w:t>
-      </w:r>
-      <w:r>
-        <w:t xml:space="preserve"> </w:t>
-      </w:r>
-      <w:r>
-        <w:t xml:space="preserve">(1KO0,</w:t>
-      </w:r>
-      <w:r>
-        <w:t xml:space="preserve"> </w:t>
-      </w:r>
-      <w:r>
-        <w:t xml:space="preserve">signed</w:t>
-      </w:r>
-      <w:r>
-        <w:t xml:space="preserve"> </w:t>
-      </w:r>
-      <w:r>
-        <w:t xml:space="preserve">volume</w:t>
-      </w:r>
-      <w:r>
-        <w:t xml:space="preserve"> </w:t>
-      </w:r>
-      <m:oMath>
-        <m:r>
-          <m:rPr>
-            <m:sty m:val="p"/>
-          </m:rPr>
-          <m:t>+</m:t>
-        </m:r>
-        <m:r>
-          <m:t>0.12</m:t>
-        </m:r>
-      </m:oMath>
-      <w:r>
-        <w:t xml:space="preserve">).</w:t>
+        <w:t xml:space="preserve">case.</w:t>
       </w:r>
       <w:r>
         <w:t xml:space="preserve"> </w:t>
@@ -2216,7 +2233,7 @@
         </m:sSub>
       </m:oMath>
       <w:r>
-        <w:t xml:space="preserve">) across 231 PDB files. Of these, 1,656 (98.7%) showed correct D-chirality (negative signed volume) and 21 (1.3%) showed L-chirality (positive signed volume) despite being labeled as D-amino acids.</w:t>
+        <w:t xml:space="preserve">) across 231 PDB files. Of these, 1,656 (98.7%) showed correct D-chirality (negative signed volume) and 21 (1.3%) showed L-chirality (positive signed volume) despite D-amino acid labels.</w:t>
       </w:r>
     </w:p>
     <w:p>
@@ -2224,7 +2241,18 @@
         <w:pStyle w:val="BodyText"/>
       </w:pPr>
       <w:r>
-        <w:t xml:space="preserve">The 21 errors occur in 12 PDB structures:</w:t>
+        <w:t xml:space="preserve">The 21 mismatches occur in 12 PDB structures (Table </w:t>
+      </w:r>
+      <w:hyperlink w:anchor="tab:errors">
+        <w:r>
+          <w:rPr>
+            <w:rStyle w:val="Hyperlink"/>
+          </w:rPr>
+          <w:t xml:space="preserve">1</w:t>
+        </w:r>
+      </w:hyperlink>
+      <w:r>
+        <w:t xml:space="preserve">). Cross-referencing each case against deposition records, COMPND fields, SEQRES, and primary literature reveals three distinct error modes:</w:t>
       </w:r>
     </w:p>
     <w:bookmarkStart w:id="27" w:name="tab:errors"/>
@@ -2233,7 +2261,7 @@
         <w:pStyle w:val="TableCaption"/>
       </w:pPr>
       <w:r>
-        <w:t xml:space="preserve">The 12 PDB structures containing D-amino acid chirality errors. Signed volume is in Å</w:t>
+        <w:t xml:space="preserve">D-label/L-coordinate mismatches in the PDB, classified by error type. Signed volume is in Å</w:t>
       </w:r>
       <m:oMath>
         <m:sSup>
@@ -2250,7 +2278,7 @@
         </m:sSup>
       </m:oMath>
       <w:r>
-        <w:t xml:space="preserve">; positive values indicate L-stereochemistry at the C</w:t>
+        <w:t xml:space="preserve">; positive values indicate L-stereochemistry at C</w:t>
       </w:r>
       <m:oMath>
         <m:sSub>
@@ -2276,17 +2304,18 @@
         <w:tblW w:type="auto" w:w="0"/>
         <w:jc w:val="left"/>
         <w:tblLook w:firstRow="1" w:lastRow="0" w:firstColumn="0" w:lastColumn="0" w:noHBand="0" w:noVBand="0" w:val="0020"/>
-        <w:tblCaption w:val="The 12 PDB structures containing D-amino acid chirality errors. Signed volume is in Å^3; positive values indicate L-stereochemistry at the C_\alpha."/>
+        <w:tblCaption w:val="D-label/L-coordinate mismatches in the PDB, classified by error type. Signed volume is in Å^3; positive values indicate L-stereochemistry at C_\alpha."/>
       </w:tblPr>
       <w:tblGrid>
-        <w:gridCol w:w="990"/>
-        <w:gridCol w:w="990"/>
-        <w:gridCol w:w="990"/>
-        <w:gridCol w:w="990"/>
-        <w:gridCol w:w="990"/>
-        <w:gridCol w:w="990"/>
-        <w:gridCol w:w="990"/>
-        <w:gridCol w:w="990"/>
+        <w:gridCol w:w="880"/>
+        <w:gridCol w:w="880"/>
+        <w:gridCol w:w="880"/>
+        <w:gridCol w:w="880"/>
+        <w:gridCol w:w="880"/>
+        <w:gridCol w:w="880"/>
+        <w:gridCol w:w="880"/>
+        <w:gridCol w:w="880"/>
+        <w:gridCol w:w="880"/>
       </w:tblGrid>
       <w:tr>
         <w:trPr>
@@ -2336,7 +2365,7 @@
               <w:jc w:val="left"/>
             </w:pPr>
             <w:r>
-              <w:t xml:space="preserve">Position</w:t>
+              <w:t xml:space="preserve">Pos</w:t>
             </w:r>
           </w:p>
         </w:tc>
@@ -2360,31 +2389,43 @@
               <w:jc w:val="left"/>
             </w:pPr>
             <w:r>
-              <w:t xml:space="preserve">Resolution</w:t>
-            </w:r>
-          </w:p>
-        </w:tc>
-        <w:tc>
-          <w:tcPr/>
-          <w:p>
-            <w:pPr>
-              <w:pStyle w:val="Compact"/>
-              <w:jc w:val="left"/>
-            </w:pPr>
-            <w:r>
-              <w:t xml:space="preserve">Dep. Date</w:t>
-            </w:r>
-          </w:p>
-        </w:tc>
-        <w:tc>
-          <w:tcPr/>
-          <w:p>
-            <w:pPr>
-              <w:pStyle w:val="Compact"/>
-              <w:jc w:val="left"/>
-            </w:pPr>
-            <w:r>
-              <w:t xml:space="preserve">Errors</w:t>
+              <w:t xml:space="preserve">Res. </w:t>
+            </w:r>
+          </w:p>
+        </w:tc>
+        <w:tc>
+          <w:tcPr/>
+          <w:p>
+            <w:pPr>
+              <w:pStyle w:val="Compact"/>
+              <w:jc w:val="left"/>
+            </w:pPr>
+            <w:r>
+              <w:t xml:space="preserve">Dep. </w:t>
+            </w:r>
+          </w:p>
+        </w:tc>
+        <w:tc>
+          <w:tcPr/>
+          <w:p>
+            <w:pPr>
+              <w:pStyle w:val="Compact"/>
+              <w:jc w:val="left"/>
+            </w:pPr>
+            <w:r>
+              <w:t xml:space="preserve">Err. </w:t>
+            </w:r>
+          </w:p>
+        </w:tc>
+        <w:tc>
+          <w:tcPr/>
+          <w:p>
+            <w:pPr>
+              <w:pStyle w:val="Compact"/>
+              <w:jc w:val="left"/>
+            </w:pPr>
+            <w:r>
+              <w:t xml:space="preserve">Type</w:t>
             </w:r>
           </w:p>
         </w:tc>
@@ -2494,6 +2535,32 @@
             </w:r>
           </w:p>
         </w:tc>
+        <w:tc>
+          <w:tcPr/>
+          <w:p>
+            <w:pPr>
+              <w:pStyle w:val="Compact"/>
+              <w:jc w:val="left"/>
+            </w:pPr>
+            <w:r>
+              <w:t xml:space="preserve">Stereochem</w:t>
+            </w:r>
+            <m:oMath>
+              <m:sSup>
+                <m:e>
+                  <m:r>
+                    <m:t>​</m:t>
+                  </m:r>
+                </m:e>
+                <m:sup>
+                  <m:r>
+                    <m:t>a</m:t>
+                  </m:r>
+                </m:sup>
+              </m:sSup>
+            </m:oMath>
+          </w:p>
+        </w:tc>
       </w:tr>
       <w:tr>
         <w:tc>
@@ -2600,6 +2667,32 @@
             </w:r>
           </w:p>
         </w:tc>
+        <w:tc>
+          <w:tcPr/>
+          <w:p>
+            <w:pPr>
+              <w:pStyle w:val="Compact"/>
+              <w:jc w:val="left"/>
+            </w:pPr>
+            <w:r>
+              <w:t xml:space="preserve">CCD</w:t>
+            </w:r>
+            <m:oMath>
+              <m:sSup>
+                <m:e>
+                  <m:r>
+                    <m:t>​</m:t>
+                  </m:r>
+                </m:e>
+                <m:sup>
+                  <m:r>
+                    <m:t>b</m:t>
+                  </m:r>
+                </m:sup>
+              </m:sSup>
+            </m:oMath>
+          </w:p>
+        </w:tc>
       </w:tr>
       <w:tr>
         <w:tc>
@@ -2706,6 +2799,32 @@
             </w:r>
           </w:p>
         </w:tc>
+        <w:tc>
+          <w:tcPr/>
+          <w:p>
+            <w:pPr>
+              <w:pStyle w:val="Compact"/>
+              <w:jc w:val="left"/>
+            </w:pPr>
+            <w:r>
+              <w:t xml:space="preserve">Stereochem</w:t>
+            </w:r>
+            <m:oMath>
+              <m:sSup>
+                <m:e>
+                  <m:r>
+                    <m:t>​</m:t>
+                  </m:r>
+                </m:e>
+                <m:sup>
+                  <m:r>
+                    <m:t>a</m:t>
+                  </m:r>
+                </m:sup>
+              </m:sSup>
+            </m:oMath>
+          </w:p>
+        </w:tc>
       </w:tr>
       <w:tr>
         <w:tc>
@@ -2812,17 +2931,15 @@
             </w:r>
           </w:p>
         </w:tc>
-      </w:tr>
-      <w:tr>
-        <w:tc>
-          <w:tcPr/>
-          <w:p>
-            <w:pPr>
-              <w:pStyle w:val="Compact"/>
-              <w:jc w:val="left"/>
-            </w:pPr>
-            <w:r>
-              <w:t xml:space="preserve">1KO0</w:t>
+        <w:tc>
+          <w:tcPr/>
+          <w:p>
+            <w:pPr>
+              <w:pStyle w:val="Compact"/>
+              <w:jc w:val="left"/>
+            </w:pPr>
+            <w:r>
+              <w:t xml:space="preserve">Stereochem</w:t>
             </w:r>
             <m:oMath>
               <m:sSup>
@@ -2833,14 +2950,25 @@
                 </m:e>
                 <m:sup>
                   <m:r>
-                    <m:rPr>
-                      <m:sty m:val="p"/>
-                    </m:rPr>
-                    <m:t>†</m:t>
+                    <m:t>a</m:t>
                   </m:r>
                 </m:sup>
               </m:sSup>
             </m:oMath>
+          </w:p>
+        </w:tc>
+      </w:tr>
+      <w:tr>
+        <w:tc>
+          <w:tcPr/>
+          <w:p>
+            <w:pPr>
+              <w:pStyle w:val="Compact"/>
+              <w:jc w:val="left"/>
+            </w:pPr>
+            <w:r>
+              <w:t xml:space="preserve">1KO0</w:t>
+            </w:r>
           </w:p>
         </w:tc>
         <w:tc>
@@ -2935,6 +3063,32 @@
             </w:r>
           </w:p>
         </w:tc>
+        <w:tc>
+          <w:tcPr/>
+          <w:p>
+            <w:pPr>
+              <w:pStyle w:val="Compact"/>
+              <w:jc w:val="left"/>
+            </w:pPr>
+            <w:r>
+              <w:t xml:space="preserve">Borderline</w:t>
+            </w:r>
+            <m:oMath>
+              <m:sSup>
+                <m:e>
+                  <m:r>
+                    <m:t>​</m:t>
+                  </m:r>
+                </m:e>
+                <m:sup>
+                  <m:r>
+                    <m:t>d</m:t>
+                  </m:r>
+                </m:sup>
+              </m:sSup>
+            </m:oMath>
+          </w:p>
+        </w:tc>
       </w:tr>
       <w:tr>
         <w:tc>
@@ -3041,6 +3195,32 @@
             </w:r>
           </w:p>
         </w:tc>
+        <w:tc>
+          <w:tcPr/>
+          <w:p>
+            <w:pPr>
+              <w:pStyle w:val="Compact"/>
+              <w:jc w:val="left"/>
+            </w:pPr>
+            <w:r>
+              <w:t xml:space="preserve">Mislabel</w:t>
+            </w:r>
+            <m:oMath>
+              <m:sSup>
+                <m:e>
+                  <m:r>
+                    <m:t>​</m:t>
+                  </m:r>
+                </m:e>
+                <m:sup>
+                  <m:r>
+                    <m:t>c</m:t>
+                  </m:r>
+                </m:sup>
+              </m:sSup>
+            </m:oMath>
+          </w:p>
+        </w:tc>
       </w:tr>
       <w:tr>
         <w:tc>
@@ -3087,7 +3267,7 @@
               <w:jc w:val="left"/>
             </w:pPr>
             <w:r>
-              <w:t xml:space="preserve">1369–1370</w:t>
+              <w:t xml:space="preserve">1369</w:t>
             </w:r>
           </w:p>
         </w:tc>
@@ -3110,13 +3290,7 @@
               </m:r>
             </m:oMath>
             <w:r>
-              <w:t xml:space="preserve"> </w:t>
-            </w:r>
-            <w:r>
-              <w:t xml:space="preserve">to</w:t>
-            </w:r>
-            <w:r>
-              <w:t xml:space="preserve"> </w:t>
+              <w:t xml:space="preserve">–</w:t>
             </w:r>
             <m:oMath>
               <m:r>
@@ -3167,6 +3341,32 @@
             </w:r>
           </w:p>
         </w:tc>
+        <w:tc>
+          <w:tcPr/>
+          <w:p>
+            <w:pPr>
+              <w:pStyle w:val="Compact"/>
+              <w:jc w:val="left"/>
+            </w:pPr>
+            <w:r>
+              <w:t xml:space="preserve">CCD</w:t>
+            </w:r>
+            <m:oMath>
+              <m:sSup>
+                <m:e>
+                  <m:r>
+                    <m:t>​</m:t>
+                  </m:r>
+                </m:e>
+                <m:sup>
+                  <m:r>
+                    <m:t>b</m:t>
+                  </m:r>
+                </m:sup>
+              </m:sSup>
+            </m:oMath>
+          </w:p>
+        </w:tc>
       </w:tr>
       <w:tr>
         <w:tc>
@@ -3273,6 +3473,32 @@
             </w:r>
           </w:p>
         </w:tc>
+        <w:tc>
+          <w:tcPr/>
+          <w:p>
+            <w:pPr>
+              <w:pStyle w:val="Compact"/>
+              <w:jc w:val="left"/>
+            </w:pPr>
+            <w:r>
+              <w:t xml:space="preserve">CCD</w:t>
+            </w:r>
+            <m:oMath>
+              <m:sSup>
+                <m:e>
+                  <m:r>
+                    <m:t>​</m:t>
+                  </m:r>
+                </m:e>
+                <m:sup>
+                  <m:r>
+                    <m:t>b</m:t>
+                  </m:r>
+                </m:sup>
+              </m:sSup>
+            </m:oMath>
+          </w:p>
+        </w:tc>
       </w:tr>
       <w:tr>
         <w:tc>
@@ -3379,6 +3605,32 @@
             </w:r>
           </w:p>
         </w:tc>
+        <w:tc>
+          <w:tcPr/>
+          <w:p>
+            <w:pPr>
+              <w:pStyle w:val="Compact"/>
+              <w:jc w:val="left"/>
+            </w:pPr>
+            <w:r>
+              <w:t xml:space="preserve">Mislabel</w:t>
+            </w:r>
+            <m:oMath>
+              <m:sSup>
+                <m:e>
+                  <m:r>
+                    <m:t>​</m:t>
+                  </m:r>
+                </m:e>
+                <m:sup>
+                  <m:r>
+                    <m:t>c</m:t>
+                  </m:r>
+                </m:sup>
+              </m:sSup>
+            </m:oMath>
+          </w:p>
+        </w:tc>
       </w:tr>
       <w:tr>
         <w:tc>
@@ -3485,6 +3737,32 @@
             </w:r>
           </w:p>
         </w:tc>
+        <w:tc>
+          <w:tcPr/>
+          <w:p>
+            <w:pPr>
+              <w:pStyle w:val="Compact"/>
+              <w:jc w:val="left"/>
+            </w:pPr>
+            <w:r>
+              <w:t xml:space="preserve">Stereochem</w:t>
+            </w:r>
+            <m:oMath>
+              <m:sSup>
+                <m:e>
+                  <m:r>
+                    <m:t>​</m:t>
+                  </m:r>
+                </m:e>
+                <m:sup>
+                  <m:r>
+                    <m:t>a</m:t>
+                  </m:r>
+                </m:sup>
+              </m:sSup>
+            </m:oMath>
+          </w:p>
+        </w:tc>
       </w:tr>
       <w:tr>
         <w:tc>
@@ -3591,6 +3869,32 @@
             </w:r>
           </w:p>
         </w:tc>
+        <w:tc>
+          <w:tcPr/>
+          <w:p>
+            <w:pPr>
+              <w:pStyle w:val="Compact"/>
+              <w:jc w:val="left"/>
+            </w:pPr>
+            <w:r>
+              <w:t xml:space="preserve">Mislabel</w:t>
+            </w:r>
+            <m:oMath>
+              <m:sSup>
+                <m:e>
+                  <m:r>
+                    <m:t>​</m:t>
+                  </m:r>
+                </m:e>
+                <m:sup>
+                  <m:r>
+                    <m:t>c</m:t>
+                  </m:r>
+                </m:sup>
+              </m:sSup>
+            </m:oMath>
+          </w:p>
+        </w:tc>
       </w:tr>
       <w:tr>
         <w:tc>
@@ -3637,7 +3941,7 @@
               <w:jc w:val="left"/>
             </w:pPr>
             <w:r>
-              <w:t xml:space="preserve">3001–3003</w:t>
+              <w:t xml:space="preserve">3001</w:t>
             </w:r>
           </w:p>
         </w:tc>
@@ -3660,13 +3964,7 @@
               </m:r>
             </m:oMath>
             <w:r>
-              <w:t xml:space="preserve"> </w:t>
-            </w:r>
-            <w:r>
-              <w:t xml:space="preserve">to</w:t>
-            </w:r>
-            <w:r>
-              <w:t xml:space="preserve"> </w:t>
+              <w:t xml:space="preserve">–</w:t>
             </w:r>
             <m:oMath>
               <m:r>
@@ -3717,6 +4015,32 @@
             </w:r>
           </w:p>
         </w:tc>
+        <w:tc>
+          <w:tcPr/>
+          <w:p>
+            <w:pPr>
+              <w:pStyle w:val="Compact"/>
+              <w:jc w:val="left"/>
+            </w:pPr>
+            <w:r>
+              <w:t xml:space="preserve">CCD</w:t>
+            </w:r>
+            <m:oMath>
+              <m:sSup>
+                <m:e>
+                  <m:r>
+                    <m:t>​</m:t>
+                  </m:r>
+                </m:e>
+                <m:sup>
+                  <m:r>
+                    <m:t>b</m:t>
+                  </m:r>
+                </m:sup>
+              </m:sSup>
+            </m:oMath>
+          </w:p>
+        </w:tc>
       </w:tr>
     </w:tbl>
     <w:bookmarkEnd w:id="27"/>
@@ -3733,16 +4057,101 @@
           </m:e>
           <m:sup>
             <m:r>
-              <m:rPr>
-                <m:sty m:val="p"/>
-              </m:rPr>
-              <m:t>†</m:t>
+              <m:t>a</m:t>
             </m:r>
           </m:sup>
         </m:sSup>
       </m:oMath>
       <w:r>
-        <w:t xml:space="preserve">Borderline: near-zero signed volume (</w:t>
+        <w:rPr>
+          <w:b/>
+          <w:bCs/>
+        </w:rPr>
+        <w:t xml:space="preserve">Stereochem</w:t>
+      </w:r>
+      <w:r>
+        <w:t xml:space="preserve">: biology requires D-stereochemistry, coordinates show L (4 errors, 4 structures).</w:t>
+      </w:r>
+      <w:r>
+        <w:t xml:space="preserve"> </w:t>
+      </w:r>
+      <m:oMath>
+        <m:sSup>
+          <m:e>
+            <m:r>
+              <m:t>​</m:t>
+            </m:r>
+          </m:e>
+          <m:sup>
+            <m:r>
+              <m:t>b</m:t>
+            </m:r>
+          </m:sup>
+        </m:sSup>
+      </m:oMath>
+      <w:r>
+        <w:rPr>
+          <w:b/>
+          <w:bCs/>
+        </w:rPr>
+        <w:t xml:space="preserve">CCD</w:t>
+      </w:r>
+      <w:r>
+        <w:t xml:space="preserve">: non-polymer ligand with wrong D-form Chemical Component Dictionary code; molecule is L-form (13 errors, 4 structures).</w:t>
+      </w:r>
+      <w:r>
+        <w:t xml:space="preserve"> </w:t>
+      </w:r>
+      <m:oMath>
+        <m:sSup>
+          <m:e>
+            <m:r>
+              <m:t>​</m:t>
+            </m:r>
+          </m:e>
+          <m:sup>
+            <m:r>
+              <m:t>c</m:t>
+            </m:r>
+          </m:sup>
+        </m:sSup>
+      </m:oMath>
+      <w:r>
+        <w:rPr>
+          <w:b/>
+          <w:bCs/>
+        </w:rPr>
+        <w:t xml:space="preserve">Mislabel</w:t>
+      </w:r>
+      <w:r>
+        <w:t xml:space="preserve">: polymer residue with D-code in L-protein or where L-form is specified in COMPND (3 errors, 3 structures).</w:t>
+      </w:r>
+      <w:r>
+        <w:t xml:space="preserve"> </w:t>
+      </w:r>
+      <m:oMath>
+        <m:sSup>
+          <m:e>
+            <m:r>
+              <m:t>​</m:t>
+            </m:r>
+          </m:e>
+          <m:sup>
+            <m:r>
+              <m:t>d</m:t>
+            </m:r>
+          </m:sup>
+        </m:sSup>
+      </m:oMath>
+      <w:r>
+        <w:rPr>
+          <w:b/>
+          <w:bCs/>
+        </w:rPr>
+        <w:t xml:space="preserve">Borderline</w:t>
+      </w:r>
+      <w:r>
+        <w:t xml:space="preserve">: near-zero signed volume (</w:t>
       </w:r>
       <m:oMath>
         <m:r>
@@ -3784,7 +4193,105 @@
         </m:sSup>
       </m:oMath>
       <w:r>
-        <w:t xml:space="preserve">. Classified as inconclusive.</w:t>
+        <w:t xml:space="preserve">, racemic crystallization conditions.</w:t>
+      </w:r>
+    </w:p>
+    <w:p>
+      <w:pPr>
+        <w:pStyle w:val="BodyText"/>
+      </w:pPr>
+      <w:r>
+        <w:rPr>
+          <w:b/>
+          <w:bCs/>
+        </w:rPr>
+        <w:t xml:space="preserve">Stereochem errors</w:t>
+      </w:r>
+      <w:r>
+        <w:t xml:space="preserve"> </w:t>
+      </w:r>
+      <w:r>
+        <w:t xml:space="preserve">(4 errors in 4 structures) are the most concerning: the biological context requires D-stereochemistry but the deposited coordinates show L. These include 1ABI (hirulog peptide with D-Phe by design), 1D7T (engineered contryphan with explicit [D-Tyr4]), 1HHZ (cell wall pentapeptide D-Ala at 0.99 Å atomic resolution), and 1XT7 (daptomycin antibiotic with D-Asn).</w:t>
+      </w:r>
+    </w:p>
+    <w:p>
+      <w:pPr>
+        <w:pStyle w:val="BodyText"/>
+      </w:pPr>
+      <w:r>
+        <w:rPr>
+          <w:b/>
+          <w:bCs/>
+        </w:rPr>
+        <w:t xml:space="preserve">CCD code misassignments</w:t>
+      </w:r>
+      <w:r>
+        <w:t xml:space="preserve"> </w:t>
+      </w:r>
+      <w:r>
+        <w:t xml:space="preserve">(13 errors in 4 structures) involve non-polymer ligands labeled with D-form Chemical Component Dictionary codes when the crystallized molecule is L-form. For example, PDB 1OF6 (DAHP synthase) is co-crystallized with L-tyrosine, its natural allosteric inhibitor, but uses DTY (D-tyrosine) instead of TYR (L-tyrosine) as the ligand code. The coordinates correctly model L-stereochemistry. Similarly, 2ATS is titled</w:t>
+      </w:r>
+      <w:r>
+        <w:t xml:space="preserve"> </w:t>
+      </w:r>
+      <w:r>
+        <w:t xml:space="preserve">“</w:t>
+      </w:r>
+      <w:r>
+        <w:t xml:space="preserve">co-crystallised with (S)-lysine</w:t>
+      </w:r>
+      <w:r>
+        <w:t xml:space="preserve">”</w:t>
+      </w:r>
+      <w:r>
+        <w:t xml:space="preserve"> </w:t>
+      </w:r>
+      <w:r>
+        <w:t xml:space="preserve">(i.e., L-lysine) but uses DLY (D-lysine).</w:t>
+      </w:r>
+    </w:p>
+    <w:p>
+      <w:pPr>
+        <w:pStyle w:val="BodyText"/>
+      </w:pPr>
+      <w:r>
+        <w:rPr>
+          <w:b/>
+          <w:bCs/>
+        </w:rPr>
+        <w:t xml:space="preserve">Polymer residue mislabels</w:t>
+      </w:r>
+      <w:r>
+        <w:t xml:space="preserve"> </w:t>
+      </w:r>
+      <w:r>
+        <w:t xml:space="preserve">(3 errors in 3 structures) occur when a standard L-residue in a regular protein is labeled with a D-amino acid code. For example, 1MCB explicitly states</w:t>
+      </w:r>
+      <w:r>
+        <w:t xml:space="preserve"> </w:t>
+      </w:r>
+      <w:r>
+        <w:t xml:space="preserve">“</w:t>
+      </w:r>
+      <w:r>
+        <w:t xml:space="preserve">L-HIS</w:t>
+      </w:r>
+      <w:r>
+        <w:t xml:space="preserve">”</w:t>
+      </w:r>
+      <w:r>
+        <w:t xml:space="preserve"> </w:t>
+      </w:r>
+      <w:r>
+        <w:t xml:space="preserve">in its COMPND record but uses DHI (D-histidine) in the SEQRES.</w:t>
+      </w:r>
+    </w:p>
+    <w:p>
+      <w:pPr>
+        <w:pStyle w:val="BodyText"/>
+      </w:pPr>
+      <w:r>
+        <w:t xml:space="preserve">Regardless of error type, all 21 mismatches represent real annotation inconsistencies that the signed volume method detects without requiring knowledge of biological context.</w:t>
       </w:r>
     </w:p>
     <w:bookmarkEnd w:id="28"/>
@@ -3802,10 +4309,7 @@
         <w:pStyle w:val="FirstParagraph"/>
       </w:pPr>
       <w:r>
-        <w:t xml:space="preserve">To ensure the findings are not artifacts of sign convention or implementation, we performed five independent checks. First, we computed signed tetrahedron volumes for all 24 D-amino acid residues in 3IWY (experimentally confirmed D-stereochemistry); every correctly built D-residue produced a negative signed volume, confirming the convention. Second, we examined the borderline case 1KO0 DLY:542 (signed volume</w:t>
-      </w:r>
-      <w:r>
-        <w:t xml:space="preserve"> </w:t>
+        <w:t xml:space="preserve">We performed five independent checks to validate the findings. First, signed tetrahedron volumes for all 24 D-amino acid residues in 3IWY (experimentally confirmed D-stereochemistry) produced negative values, confirming the sign convention. Second, 1KO0 DLY:542 (vol </w:t>
       </w:r>
       <m:oMath>
         <m:r>
@@ -3819,69 +4323,24 @@
         </m:r>
       </m:oMath>
       <w:r>
-        <w:t xml:space="preserve">), finding that its near-zero magnitude, alternate conformer B, and moderate</w:t>
-      </w:r>
-      <w:r>
-        <w:t xml:space="preserve"> </w:t>
+        <w:t xml:space="preserve">) was reclassified as borderline given its near-zero magnitude and racemic crystallization conditions. Third, the 1OF6 DTY entries were confirmed across all 8 chains as L-coordinates consistent with L-tyrosine’s biological role as the allosteric inhibitor of DAHP synthase. Fourth, the 1ABI internal control was reconfirmed (DPN:1 vol </w:t>
       </w:r>
       <m:oMath>
         <m:r>
-          <m:t>B</m:t>
+          <m:rPr>
+            <m:sty m:val="p"/>
+          </m:rPr>
+          <m:t>−</m:t>
+        </m:r>
+        <m:r>
+          <m:t>2.60</m:t>
         </m:r>
       </m:oMath>
       <w:r>
-        <w:t xml:space="preserve">-factor (32.3 Å</w:t>
-      </w:r>
-      <m:oMath>
-        <m:sSup>
-          <m:e>
-            <m:r>
-              <m:t>​</m:t>
-            </m:r>
-          </m:e>
-          <m:sup>
-            <m:r>
-              <m:t>2</m:t>
-            </m:r>
-          </m:sup>
-        </m:sSup>
-      </m:oMath>
-      <w:r>
-        <w:t xml:space="preserve">) warrant classification as inconclusive rather than a confident error. Third, we verified the 1OF6 systematic error across all 8 chains, confirming that all DTY residues use standard atom naming (N, C</w:t>
-      </w:r>
-      <m:oMath>
-        <m:sSub>
-          <m:e>
-            <m:r>
-              <m:t>​</m:t>
-            </m:r>
-          </m:e>
-          <m:sub>
-            <m:r>
-              <m:t>α</m:t>
-            </m:r>
-          </m:sub>
-        </m:sSub>
-      </m:oMath>
-      <w:r>
-        <w:t xml:space="preserve">, C, C</w:t>
-      </w:r>
-      <m:oMath>
-        <m:sSub>
-          <m:e>
-            <m:r>
-              <m:t>​</m:t>
-            </m:r>
-          </m:e>
-          <m:sub>
-            <m:r>
-              <m:t>β</m:t>
-            </m:r>
-          </m:sub>
-        </m:sSub>
-      </m:oMath>
-      <w:r>
-        <w:t xml:space="preserve">) and all produce positive signed volumes (</w:t>
+        <w:t xml:space="preserve"> </w:t>
+      </w:r>
+      <w:r>
+        <w:t xml:space="preserve">D-correct; DPN:56 vol </w:t>
       </w:r>
       <m:oMath>
         <m:r>
@@ -3891,78 +4350,14 @@
           <m:t>+</m:t>
         </m:r>
         <m:r>
-          <m:t>2.51</m:t>
+          <m:t>2.49</m:t>
         </m:r>
       </m:oMath>
       <w:r>
         <w:t xml:space="preserve"> </w:t>
       </w:r>
       <w:r>
-        <w:t xml:space="preserve">to</w:t>
-      </w:r>
-      <w:r>
-        <w:t xml:space="preserve"> </w:t>
-      </w:r>
-      <m:oMath>
-        <m:r>
-          <m:rPr>
-            <m:sty m:val="p"/>
-          </m:rPr>
-          <m:t>+</m:t>
-        </m:r>
-        <m:r>
-          <m:t>2.67</m:t>
-        </m:r>
-      </m:oMath>
-      <w:r>
-        <w:t xml:space="preserve">), with no correctly built D-residues elsewhere in the structure to serve as internal controls. Fourth, we reconfirmed the 1ABI internal control: two DPN residues in the same structure with opposite signed volumes (position 1:</w:t>
-      </w:r>
-      <w:r>
-        <w:t xml:space="preserve"> </w:t>
-      </w:r>
-      <m:oMath>
-        <m:r>
-          <m:rPr>
-            <m:sty m:val="p"/>
-          </m:rPr>
-          <m:t>−</m:t>
-        </m:r>
-        <m:r>
-          <m:t>2.60</m:t>
-        </m:r>
-      </m:oMath>
-      <w:r>
-        <w:t xml:space="preserve">, D-correct; position 56:</w:t>
-      </w:r>
-      <w:r>
-        <w:t xml:space="preserve"> </w:t>
-      </w:r>
-      <m:oMath>
-        <m:r>
-          <m:rPr>
-            <m:sty m:val="p"/>
-          </m:rPr>
-          <m:t>+</m:t>
-        </m:r>
-        <m:r>
-          <m:t>2.49</m:t>
-        </m:r>
-      </m:oMath>
-      <w:r>
-        <w:t xml:space="preserve">, L-error), identical atom naming, and no alternate conformations, providing a clean within-structure discrimination test. Based on these checks, we classify 11 of 12 error-containing structures as confirmed, with 1KO0 flagged as borderline. The revised count is</w:t>
-      </w:r>
-      <w:r>
-        <w:t xml:space="preserve"> </w:t>
-      </w:r>
-      <w:r>
-        <w:rPr>
-          <w:b/>
-          <w:bCs/>
-        </w:rPr>
-        <w:t xml:space="preserve">20 confirmed errors in 11 structures, plus 1 borderline case</w:t>
-      </w:r>
-      <w:r>
-        <w:t xml:space="preserve">.</w:t>
+        <w:t xml:space="preserve">L-error). Fifth, all 12 error structures were cross-referenced against deposition metadata and primary literature to classify error types.</w:t>
       </w:r>
     </w:p>
     <w:bookmarkEnd w:id="29"/>
@@ -4351,7 +4746,7 @@
         <w:pStyle w:val="FirstParagraph"/>
       </w:pPr>
       <w:r>
-        <w:t xml:space="preserve">The 1.3% error rate in deposited D-amino acid stereochemistry (20 confirmed errors plus 1 borderline case across 1,677 residues) is small but systematic. The temporal clustering before 2006 suggests these errors were introduced during an era when D-amino acid validation was not part of standard deposition pipelines. The wwPDB remediation addressed many stereochemistry issues but these D-residue errors persisted because no existing tool specifically validated D-amino acid C</w:t>
+        <w:t xml:space="preserve">The 1.3% mismatch rate in deposited D-amino acid annotations (21 mismatches across 1,677 residues) encompasses three error modes, all systematic. The four genuine stereochemistry errors (1ABI, 1D7T, 1HHZ, 1XT7) are the most consequential: in each case, the biology explicitly requires D-stereochemistry but the deposited C</w:t>
       </w:r>
       <m:oMath>
         <m:sSub>
@@ -4371,7 +4766,7 @@
         <w:t xml:space="preserve"> </w:t>
       </w:r>
       <w:r>
-        <w:t xml:space="preserve">chirality.</w:t>
+        <w:t xml:space="preserve">coordinates are L-configured. The CCD code misassignments (1BG0, 1OF6, 1P52, 2ATS), while less severe, indicate that depositors frequently confuse L- and D-form Chemical Component Dictionary codes for non-polymer ligands — a problem that automated validation could prevent. The polymer residue mislabels (1MCB, 1UHG, 2AOU) show the reverse problem: D-amino acid codes used for standard L-residues.</w:t>
       </w:r>
     </w:p>
     <w:p>
@@ -4379,7 +4774,35 @@
         <w:pStyle w:val="BodyText"/>
       </w:pPr>
       <w:r>
-        <w:t xml:space="preserve">The 1HHZ case is particularly illustrative: at 0.99 Å resolution, the electron density is unambiguous, yet the residue is mislabeled. This rules out resolution as a confound and points to a convention/software error during deposition.</w:t>
+        <w:t xml:space="preserve">The temporal clustering before 2006 suggests these errors were introduced during an era when D-amino acid validation was not part of standard deposition pipelines. The wwPDB remediation addressed many stereochemistry issues but these D-residue errors persisted because no existing tool specifically validated D-amino acid C</w:t>
+      </w:r>
+      <m:oMath>
+        <m:sSub>
+          <m:e>
+            <m:r>
+              <m:t>​</m:t>
+            </m:r>
+          </m:e>
+          <m:sub>
+            <m:r>
+              <m:t>α</m:t>
+            </m:r>
+          </m:sub>
+        </m:sSub>
+      </m:oMath>
+      <w:r>
+        <w:t xml:space="preserve"> </w:t>
+      </w:r>
+      <w:r>
+        <w:t xml:space="preserve">chirality.</w:t>
+      </w:r>
+    </w:p>
+    <w:p>
+      <w:pPr>
+        <w:pStyle w:val="BodyText"/>
+      </w:pPr>
+      <w:r>
+        <w:t xml:space="preserve">The 1HHZ case is particularly illustrative: at 0.99 Å resolution, the electron density unambiguously shows L-alanine, yet the residue is labeled as D-Ala (DAL) in a cell wall pentapeptide where D-Ala is biologically required. This rules out resolution as a confound and confirms a coordinate-level modeling error.</w:t>
       </w:r>
     </w:p>
     <w:p>
